--- a/HEMA Phase Wise Templets-/Brainstorming & Ideation Phase/Empathy Map Canvas.docx
+++ b/HEMA Phase Wise Templets-/Brainstorming & Ideation Phase/Empathy Map Canvas.docx
@@ -199,14 +199,6 @@
     </w:p>
     <w:p>
       <w:pPr>
-        <w:pBdr>
-          <w:top w:val="nil"/>
-          <w:left w:val="nil"/>
-          <w:bottom w:val="nil"/>
-          <w:right w:val="nil"/>
-          <w:between w:val="nil"/>
-        </w:pBdr>
-        <w:spacing w:after="0" w:line="240" w:lineRule="auto"/>
         <w:jc w:val="both"/>
         <w:rPr>
           <w:color w:val="2A2A2A"/>
@@ -220,51 +212,23 @@
           <w:sz w:val="24"/>
           <w:szCs w:val="24"/>
         </w:rPr>
-        <w:t xml:space="preserve">An empathy map is a simple, easy-to-digest visual that captures knowledge about a user’s behaviours and attitudes. </w:t>
-      </w:r>
-    </w:p>
-    <w:p>
-      <w:pPr>
-        <w:pBdr>
-          <w:top w:val="nil"/>
-          <w:left w:val="nil"/>
-          <w:bottom w:val="nil"/>
-          <w:right w:val="nil"/>
-          <w:between w:val="nil"/>
-        </w:pBdr>
-        <w:spacing w:after="0" w:line="240" w:lineRule="auto"/>
-        <w:jc w:val="both"/>
+        <w:t xml:space="preserve">An empathy map is a simple and easy-to-understand visual tool used to capture a user's thoughts, feelings, </w:t>
+      </w:r>
+      <w:r>
         <w:rPr>
           <w:color w:val="2A2A2A"/>
           <w:sz w:val="24"/>
           <w:szCs w:val="24"/>
         </w:rPr>
-      </w:pPr>
-    </w:p>
-    <w:p>
-      <w:pPr>
-        <w:pBdr>
-          <w:top w:val="nil"/>
-          <w:left w:val="nil"/>
-          <w:bottom w:val="nil"/>
-          <w:right w:val="nil"/>
-          <w:between w:val="nil"/>
-        </w:pBdr>
-        <w:spacing w:after="0" w:line="240" w:lineRule="auto"/>
-        <w:jc w:val="both"/>
+        <w:t>behaviour’s</w:t>
+      </w:r>
+      <w:r>
         <w:rPr>
           <w:color w:val="2A2A2A"/>
           <w:sz w:val="24"/>
           <w:szCs w:val="24"/>
         </w:rPr>
-      </w:pPr>
-      <w:r>
-        <w:rPr>
-          <w:color w:val="2A2A2A"/>
-          <w:sz w:val="24"/>
-          <w:szCs w:val="24"/>
-        </w:rPr>
-        <w:t>It is a useful tool to helps teams better understand their users.</w:t>
+        <w:t>, needs, and challenges. It helps the development team gain a deeper understanding of users by focusing on their experiences, motivations, and pain points.</w:t>
       </w:r>
     </w:p>
     <w:p>
@@ -282,7 +246,25 @@
           <w:sz w:val="24"/>
           <w:szCs w:val="24"/>
         </w:rPr>
-        <w:t>Creating an effective solution requires understanding the true problem and the person who is experiencing it. The exercise of creating the map helps participants consider things from the user’s perspective along with his or her goals and challenges.</w:t>
+        <w:t xml:space="preserve">For the </w:t>
+      </w:r>
+      <w:r>
+        <w:rPr>
+          <w:b/>
+          <w:bCs/>
+          <w:color w:val="2A2A2A"/>
+          <w:sz w:val="24"/>
+          <w:szCs w:val="24"/>
+        </w:rPr>
+        <w:t>Nutrition Assistant</w:t>
+      </w:r>
+      <w:r>
+        <w:rPr>
+          <w:color w:val="2A2A2A"/>
+          <w:sz w:val="24"/>
+          <w:szCs w:val="24"/>
+        </w:rPr>
+        <w:t xml:space="preserve"> project, the empathy map helps identify the daily challenges users face in maintaining a healthy lifestyle, tracking calories, planning balanced meals, and achieving their nutrition goals. Understanding these needs enables the team to design a personalized, user-friendly application that provides accurate nutrition guidance, meal recommendations, and health tracking features.</w:t>
       </w:r>
     </w:p>
     <w:p>
@@ -297,44 +279,47 @@
       </w:pPr>
       <w:r>
         <w:rPr>
-          <w:b/>
-          <w:color w:val="2A2A2A"/>
-          <w:sz w:val="24"/>
-          <w:szCs w:val="24"/>
-        </w:rPr>
-        <w:t>Example:</w:t>
-      </w:r>
-    </w:p>
-    <w:p>
-      <w:pPr>
-        <w:jc w:val="both"/>
-        <w:rPr>
-          <w:b/>
-          <w:color w:val="2A2A2A"/>
-          <w:sz w:val="24"/>
-          <w:szCs w:val="24"/>
-        </w:rPr>
-      </w:pPr>
-      <w:r>
-        <w:rPr>
           <w:noProof/>
         </w:rPr>
         <w:drawing>
-          <wp:inline distT="0" distB="0" distL="0" distR="0" wp14:anchorId="2E7EA3FC" wp14:editId="2E7EA3FD">
-            <wp:extent cx="5731510" cy="3974465"/>
-            <wp:effectExtent l="0" t="0" r="0" b="0"/>
-            <wp:docPr id="5" name="image2.jpg" descr="Diagram&#10;&#10;Description automatically generated"/>
-            <wp:cNvGraphicFramePr/>
+          <wp:anchor distT="0" distB="0" distL="114300" distR="114300" simplePos="0" relativeHeight="251658240" behindDoc="1" locked="0" layoutInCell="1" allowOverlap="1" wp14:anchorId="3B3880CF" wp14:editId="68718A3A">
+            <wp:simplePos x="0" y="0"/>
+            <wp:positionH relativeFrom="margin">
+              <wp:align>left</wp:align>
+            </wp:positionH>
+            <wp:positionV relativeFrom="paragraph">
+              <wp:posOffset>201295</wp:posOffset>
+            </wp:positionV>
+            <wp:extent cx="5731510" cy="4251325"/>
+            <wp:effectExtent l="0" t="0" r="2540" b="0"/>
+            <wp:wrapTight wrapText="bothSides">
+              <wp:wrapPolygon edited="0">
+                <wp:start x="0" y="0"/>
+                <wp:lineTo x="0" y="21487"/>
+                <wp:lineTo x="21538" y="21487"/>
+                <wp:lineTo x="21538" y="0"/>
+                <wp:lineTo x="0" y="0"/>
+              </wp:wrapPolygon>
+            </wp:wrapTight>
+            <wp:docPr id="1423151934" name="Picture 1"/>
+            <wp:cNvGraphicFramePr>
+              <a:graphicFrameLocks xmlns:a="http://schemas.openxmlformats.org/drawingml/2006/main" noChangeAspect="1"/>
+            </wp:cNvGraphicFramePr>
             <a:graphic xmlns:a="http://schemas.openxmlformats.org/drawingml/2006/main">
               <a:graphicData uri="http://schemas.openxmlformats.org/drawingml/2006/picture">
                 <pic:pic xmlns:pic="http://schemas.openxmlformats.org/drawingml/2006/picture">
                   <pic:nvPicPr>
-                    <pic:cNvPr id="0" name="image2.jpg" descr="Diagram&#10;&#10;Description automatically generated"/>
-                    <pic:cNvPicPr preferRelativeResize="0"/>
+                    <pic:cNvPr id="1423151934" name=""/>
+                    <pic:cNvPicPr/>
                   </pic:nvPicPr>
                   <pic:blipFill>
-                    <a:blip r:embed="rId5"/>
-                    <a:srcRect/>
+                    <a:blip r:embed="rId5">
+                      <a:extLst>
+                        <a:ext uri="{28A0092B-C50C-407E-A947-70E740481C1C}">
+                          <a14:useLocalDpi xmlns:a14="http://schemas.microsoft.com/office/drawing/2010/main" val="0"/>
+                        </a:ext>
+                      </a:extLst>
+                    </a:blip>
                     <a:stretch>
                       <a:fillRect/>
                     </a:stretch>
@@ -342,18 +327,35 @@
                   <pic:spPr>
                     <a:xfrm>
                       <a:off x="0" y="0"/>
-                      <a:ext cx="5731510" cy="3974465"/>
+                      <a:ext cx="5731510" cy="4251325"/>
                     </a:xfrm>
                     <a:prstGeom prst="rect">
                       <a:avLst/>
                     </a:prstGeom>
-                    <a:ln/>
                   </pic:spPr>
                 </pic:pic>
               </a:graphicData>
             </a:graphic>
-          </wp:inline>
+            <wp14:sizeRelV relativeFrom="margin">
+              <wp14:pctHeight>0</wp14:pctHeight>
+            </wp14:sizeRelV>
+          </wp:anchor>
         </w:drawing>
+      </w:r>
+      <w:r>
+        <w:rPr>
+          <w:b/>
+          <w:color w:val="2A2A2A"/>
+          <w:sz w:val="24"/>
+          <w:szCs w:val="24"/>
+        </w:rPr>
+        <w:t>Example:</w:t>
+      </w:r>
+      <w:r>
+        <w:rPr>
+          <w:noProof/>
+        </w:rPr>
+        <w:t xml:space="preserve"> </w:t>
       </w:r>
     </w:p>
     <w:p>
@@ -421,7 +423,6 @@
           <w:sz w:val="24"/>
           <w:szCs w:val="24"/>
         </w:rPr>
-        <w:lastRenderedPageBreak/>
         <w:t xml:space="preserve">Example: </w:t>
       </w:r>
       <w:r>
@@ -1081,7 +1082,6 @@
   <w:style w:type="character" w:default="1" w:styleId="DefaultParagraphFont">
     <w:name w:val="Default Paragraph Font"/>
     <w:uiPriority w:val="1"/>
-    <w:semiHidden/>
     <w:unhideWhenUsed/>
   </w:style>
   <w:style w:type="table" w:default="1" w:styleId="TableNormal">
@@ -1516,8 +1516,8 @@
 <file path=customXml/itemProps1.xml><?xml version="1.0" encoding="utf-8"?>
 <ds:datastoreItem xmlns:ds="http://schemas.openxmlformats.org/officeDocument/2006/customXml" ds:itemID="{11111111-1234-1234-1234-123412341234}">
   <ds:schemaRefs>
+    <ds:schemaRef ds:uri="http://customooxmlschemas.google.com/"/>
     <ds:schemaRef ds:uri="http://schemas.openxmlformats.org/officeDocument/2006/relationships"/>
-    <ds:schemaRef ds:uri="http://customooxmlschemas.google.com/"/>
   </ds:schemaRefs>
 </ds:datastoreItem>
 </file>